--- a/resumes/sports-tech.docx
+++ b/resumes/sports-tech.docx
@@ -289,7 +289,7 @@
           <w:sz w:val="21"/>
           <w:szCs w:val="21"/>
         </w:rPr>
-        <w:t xml:space="preserve">Designing a database-oriented sports statistics tool allowing users to selectively find and pull statistics from individual games, players, and teams via SQL-driven data pipelines. Built with Python and SQL to remove the need for manual sports data gathering.</w:t>
+        <w:t xml:space="preserve">Designing a database-oriented sports statistics tool allowing users to selectively find and pull accurate statistics for individual games, players, and teams via SQL-driven data pipelines. Built with Python and SQL to remove the need for manual sports data gathering.</w:t>
       </w:r>
     </w:p>
     <w:p>

--- a/resumes/sports-tech.docx
+++ b/resumes/sports-tech.docx
@@ -289,7 +289,7 @@
           <w:sz w:val="21"/>
           <w:szCs w:val="21"/>
         </w:rPr>
-        <w:t xml:space="preserve">Designing a database-oriented sports statistics tool allowing users to selectively find and pull accurate statistics for individual games, players, and teams via SQL-driven data pipelines. Built with Python and SQL to remove the need for manual sports data gathering.</w:t>
+        <w:t xml:space="preserve">Designing a database-oriented sports statistics tool allowing users to selectively find and pull accurate statistics for individual games, players, and teams via SQL-driven data pipelines. Built end-to-end with Python and SQL to remove the need for manual sports data gathering.</w:t>
       </w:r>
     </w:p>
     <w:p>

--- a/resumes/sports-tech.docx
+++ b/resumes/sports-tech.docx
@@ -289,7 +289,7 @@
           <w:sz w:val="21"/>
           <w:szCs w:val="21"/>
         </w:rPr>
-        <w:t xml:space="preserve">Designing a database-oriented sports statistics tool allowing users to selectively find and pull accurate statistics for individual games, players, and teams via SQL-driven data pipelines. Built end-to-end with Python and SQL to remove the need for manual sports data gathering.</w:t>
+        <w:t xml:space="preserve">Designing a database-oriented sports statistics tool allowing users to selectively find and pull accurate, validated statistics for individual games, players, and teams via SQL-driven data pipelines. Built end-to-end with Python and SQL to remove the need for manual sports data gathering.</w:t>
       </w:r>
     </w:p>
     <w:p>

--- a/resumes/sports-tech.docx
+++ b/resumes/sports-tech.docx
@@ -289,7 +289,7 @@
           <w:sz w:val="21"/>
           <w:szCs w:val="21"/>
         </w:rPr>
-        <w:t xml:space="preserve">Designing a database-oriented sports statistics tool allowing users to selectively find and pull accurate, validated statistics for individual games, players, and teams via SQL-driven data pipelines. Built end-to-end with Python and SQL to remove the need for manual sports data gathering.</w:t>
+        <w:t xml:space="preserve">Designing a database-oriented sports statistics tool for coaches, players, and teams to selectively find and pull accurate, validated statistics via SQL-driven data pipelines. Built end-to-end with Python and SQL to remove the need for manual sports data gathering.</w:t>
       </w:r>
     </w:p>
     <w:p>

--- a/resumes/sports-tech.docx
+++ b/resumes/sports-tech.docx
@@ -289,7 +289,7 @@
           <w:sz w:val="21"/>
           <w:szCs w:val="21"/>
         </w:rPr>
-        <w:t xml:space="preserve">Designing a database-oriented sports statistics tool for coaches, players, and teams to selectively find and pull accurate, validated statistics via SQL-driven data pipelines. Built end-to-end with Python and SQL to remove the need for manual sports data gathering.</w:t>
+        <w:t xml:space="preserve">Designing a database-oriented sports statistics tool for coaches, players, and teams to selectively find, pull, and analyze accurate, validated statistics via SQL-driven data pipelines. Built end-to-end with Python and SQL to remove the need for manual sports data gathering.</w:t>
       </w:r>
     </w:p>
     <w:p>

--- a/resumes/sports-tech.docx
+++ b/resumes/sports-tech.docx
@@ -289,7 +289,7 @@
           <w:sz w:val="21"/>
           <w:szCs w:val="21"/>
         </w:rPr>
-        <w:t xml:space="preserve">Designing a database-oriented sports statistics tool for coaches, players, and teams to selectively find, pull, and analyze accurate, validated statistics via SQL-driven data pipelines. Built end-to-end with Python and SQL to remove the need for manual sports data gathering.</w:t>
+        <w:t xml:space="preserve">Designing a database-oriented sports statistics tool for coaches, players, and teams to selectively find, pull, clean, and analyze accurate, validated statistics via SQL-driven data pipelines. Built end-to-end with Python and SQL to remove the need for manual sports data gathering.</w:t>
       </w:r>
     </w:p>
     <w:p>
